--- a/Программа/72_Ознакомительная_Бартов_2026.docx
+++ b/Программа/72_Ознакомительная_Бартов_2026.docx
@@ -5808,7 +5808,6 @@
           <w:sz w:val="28"/>
           <w:szCs w:val="28"/>
         </w:rPr>
-        <w:lastRenderedPageBreak/>
         <w:t>правил</w:t>
       </w:r>
       <w:r>
@@ -6457,7 +6456,6 @@
           <w:sz w:val="28"/>
           <w:szCs w:val="28"/>
         </w:rPr>
-        <w:lastRenderedPageBreak/>
         <w:t xml:space="preserve">интеллектуальном, развитии; </w:t>
       </w:r>
     </w:p>
@@ -7033,15 +7031,7 @@
           <w:sz w:val="28"/>
           <w:szCs w:val="28"/>
         </w:rPr>
-        <w:t xml:space="preserve">Для поддержания интереса к занятиям начальным техническим </w:t>
-      </w:r>
-      <w:r>
-        <w:rPr>
-          <w:sz w:val="28"/>
-          <w:szCs w:val="28"/>
-        </w:rPr>
-        <w:lastRenderedPageBreak/>
-        <w:t>моделированием используются разнообразные формы и методы проведения занятий: беседа, практикум, защита проектов, обзоры командного прогресса, мастер-класс, выполнение задания по образцу, по технологическим картам</w:t>
+        <w:t>Для поддержания интереса к занятиям начальным техническим моделированием используются разнообразные формы и методы проведения занятий: беседа, практикум, защита проектов, обзоры командного прогресса, мастер-класс, выполнение задания по образцу, по технологическим картам</w:t>
       </w:r>
       <w:r>
         <w:rPr>
@@ -7944,7 +7934,6 @@
       <w:bookmarkStart w:id="29" w:name="_Toc133232953"/>
       <w:bookmarkStart w:id="30" w:name="_Toc216263425"/>
       <w:r>
-        <w:lastRenderedPageBreak/>
         <w:t>II</w:t>
       </w:r>
       <w:r>
@@ -35195,7 +35184,7 @@
               </w:rPr>
             </w:pPr>
             <w:r>
-              <w:t>04.09.2026</w:t>
+              <w:t>01.09.2026</w:t>
             </w:r>
           </w:p>
         </w:tc>
@@ -35428,7 +35417,7 @@
               </w:rPr>
             </w:pPr>
             <w:r>
-              <w:t>08.09.2026</w:t>
+              <w:t>04.09.2026</w:t>
             </w:r>
           </w:p>
         </w:tc>
@@ -35678,7 +35667,7 @@
               </w:rPr>
             </w:pPr>
             <w:r>
-              <w:t>11.09.2026</w:t>
+              <w:t>08.09.2026</w:t>
             </w:r>
           </w:p>
         </w:tc>
@@ -35898,7 +35887,7 @@
               </w:rPr>
             </w:pPr>
             <w:r>
-              <w:t>15.09.2026</w:t>
+              <w:t>11.09.2026</w:t>
             </w:r>
           </w:p>
         </w:tc>
@@ -36166,7 +36155,7 @@
               </w:rPr>
             </w:pPr>
             <w:r>
-              <w:t>18.09.2026</w:t>
+              <w:t>15.09.2026</w:t>
             </w:r>
           </w:p>
         </w:tc>
@@ -36418,7 +36407,7 @@
               </w:rPr>
             </w:pPr>
             <w:r>
-              <w:t>22.09.2026</w:t>
+              <w:t>18.09.2026</w:t>
             </w:r>
           </w:p>
         </w:tc>
@@ -36645,7 +36634,7 @@
               </w:rPr>
             </w:pPr>
             <w:r>
-              <w:t>25.09.2026</w:t>
+              <w:t>22.09.2026</w:t>
             </w:r>
           </w:p>
         </w:tc>
@@ -36881,7 +36870,7 @@
               </w:rPr>
             </w:pPr>
             <w:r>
-              <w:t>29.09.2026</w:t>
+              <w:t>25.09.2026</w:t>
             </w:r>
           </w:p>
         </w:tc>
@@ -37165,7 +37154,7 @@
               </w:rPr>
             </w:pPr>
             <w:r>
-              <w:t>02.10.2026</w:t>
+              <w:t>29.09.2026</w:t>
             </w:r>
           </w:p>
         </w:tc>
@@ -37443,7 +37432,7 @@
               </w:rPr>
             </w:pPr>
             <w:r>
-              <w:t>06.10.2026</w:t>
+              <w:t>02.10.2026</w:t>
             </w:r>
           </w:p>
         </w:tc>
@@ -37722,7 +37711,7 @@
               </w:rPr>
             </w:pPr>
             <w:r>
-              <w:t>09.10.2026</w:t>
+              <w:t>06.10.2026</w:t>
             </w:r>
           </w:p>
         </w:tc>
@@ -37966,7 +37955,7 @@
               </w:rPr>
             </w:pPr>
             <w:r>
-              <w:t>13.10.2026</w:t>
+              <w:t>09.10.2026</w:t>
             </w:r>
           </w:p>
         </w:tc>
@@ -38227,7 +38216,7 @@
               </w:rPr>
             </w:pPr>
             <w:r>
-              <w:t>16.10.2026</w:t>
+              <w:t>13.10.2026</w:t>
             </w:r>
           </w:p>
         </w:tc>
@@ -38470,7 +38459,7 @@
               </w:rPr>
             </w:pPr>
             <w:r>
-              <w:t>20.10.2026</w:t>
+              <w:t>16.10.2026</w:t>
             </w:r>
           </w:p>
         </w:tc>
@@ -38782,7 +38771,7 @@
               </w:rPr>
             </w:pPr>
             <w:r>
-              <w:t>23.10.2026</w:t>
+              <w:t>20.10.2026</w:t>
             </w:r>
           </w:p>
         </w:tc>
@@ -39165,7 +39154,7 @@
                 <w:sz w:val="24"/>
                 <w:szCs w:val="24"/>
               </w:rPr>
-              <w:t>27.10.2026</w:t>
+              <w:t>23.10.2026</w:t>
             </w:r>
           </w:p>
         </w:tc>
@@ -39379,7 +39368,7 @@
               <w:jc w:val="center"/>
             </w:pPr>
             <w:r>
-              <w:t>30.10.2026</w:t>
+              <w:t>27.10.2026</w:t>
             </w:r>
           </w:p>
         </w:tc>
@@ -39594,7 +39583,7 @@
               </w:rPr>
             </w:pPr>
             <w:r>
-              <w:t>03.11.2026</w:t>
+              <w:t>30.10.2026</w:t>
             </w:r>
           </w:p>
         </w:tc>
@@ -39803,7 +39792,7 @@
               </w:rPr>
             </w:pPr>
             <w:r>
-              <w:t>06.11.2026</w:t>
+              <w:t>03.11.2026</w:t>
             </w:r>
           </w:p>
         </w:tc>
@@ -40012,7 +40001,7 @@
               </w:rPr>
             </w:pPr>
             <w:r>
-              <w:t>10.11.2026</w:t>
+              <w:t>06.11.2026</w:t>
             </w:r>
           </w:p>
         </w:tc>
@@ -40220,7 +40209,7 @@
               </w:rPr>
             </w:pPr>
             <w:r>
-              <w:t>13.11.2026</w:t>
+              <w:t>10.11.2026</w:t>
             </w:r>
           </w:p>
         </w:tc>
@@ -40429,7 +40418,7 @@
               </w:rPr>
             </w:pPr>
             <w:r>
-              <w:t>17.11.2026</w:t>
+              <w:t>13.11.2026</w:t>
             </w:r>
           </w:p>
         </w:tc>
@@ -40644,7 +40633,7 @@
               </w:rPr>
             </w:pPr>
             <w:r>
-              <w:t>20.11.2026</w:t>
+              <w:t>17.11.2026</w:t>
             </w:r>
           </w:p>
         </w:tc>
@@ -40858,7 +40847,7 @@
               </w:rPr>
             </w:pPr>
             <w:r>
-              <w:t>24.11.2026</w:t>
+              <w:t>20.11.2026</w:t>
             </w:r>
           </w:p>
         </w:tc>
@@ -41075,7 +41064,7 @@
               </w:rPr>
             </w:pPr>
             <w:r>
-              <w:t>27.11.2026</w:t>
+              <w:t>24.11.2026</w:t>
             </w:r>
           </w:p>
         </w:tc>
@@ -41299,7 +41288,7 @@
               </w:rPr>
             </w:pPr>
             <w:r>
-              <w:t>01.12.2026</w:t>
+              <w:t>27.11.2026</w:t>
             </w:r>
           </w:p>
         </w:tc>
@@ -41608,7 +41597,7 @@
               </w:rPr>
             </w:pPr>
             <w:r>
-              <w:t>04.12.2026</w:t>
+              <w:t>01.12.2026</w:t>
             </w:r>
           </w:p>
         </w:tc>
@@ -41855,7 +41844,7 @@
               </w:rPr>
             </w:pPr>
             <w:r>
-              <w:t>08.12.2026</w:t>
+              <w:t>04.12.2026</w:t>
             </w:r>
           </w:p>
         </w:tc>
@@ -42095,7 +42084,7 @@
               </w:rPr>
             </w:pPr>
             <w:r>
-              <w:t>11.12.2026</w:t>
+              <w:t>08.12.2026</w:t>
             </w:r>
           </w:p>
         </w:tc>
@@ -42359,7 +42348,7 @@
               </w:rPr>
             </w:pPr>
             <w:r>
-              <w:t>15.12.2026</w:t>
+              <w:t>11.12.2026</w:t>
             </w:r>
           </w:p>
         </w:tc>
@@ -42617,7 +42606,7 @@
               </w:rPr>
             </w:pPr>
             <w:r>
-              <w:t>18.12.2026</w:t>
+              <w:t>15.12.2026</w:t>
             </w:r>
           </w:p>
         </w:tc>
@@ -42822,7 +42811,7 @@
               </w:rPr>
             </w:pPr>
             <w:r>
-              <w:t>22.12.2026</w:t>
+              <w:t>18.12.2026</w:t>
             </w:r>
           </w:p>
         </w:tc>

--- a/Программа/72_Ознакомительная_Бартов_2026.docx
+++ b/Программа/72_Ознакомительная_Бартов_2026.docx
@@ -5808,6 +5808,7 @@
           <w:sz w:val="28"/>
           <w:szCs w:val="28"/>
         </w:rPr>
+        <w:lastRenderedPageBreak/>
         <w:t>правил</w:t>
       </w:r>
       <w:r>
@@ -6456,6 +6457,7 @@
           <w:sz w:val="28"/>
           <w:szCs w:val="28"/>
         </w:rPr>
+        <w:lastRenderedPageBreak/>
         <w:t xml:space="preserve">интеллектуальном, развитии; </w:t>
       </w:r>
     </w:p>
@@ -7031,7 +7033,15 @@
           <w:sz w:val="28"/>
           <w:szCs w:val="28"/>
         </w:rPr>
-        <w:t>Для поддержания интереса к занятиям начальным техническим моделированием используются разнообразные формы и методы проведения занятий: беседа, практикум, защита проектов, обзоры командного прогресса, мастер-класс, выполнение задания по образцу, по технологическим картам</w:t>
+        <w:t xml:space="preserve">Для поддержания интереса к занятиям начальным техническим </w:t>
+      </w:r>
+      <w:r>
+        <w:rPr>
+          <w:sz w:val="28"/>
+          <w:szCs w:val="28"/>
+        </w:rPr>
+        <w:lastRenderedPageBreak/>
+        <w:t>моделированием используются разнообразные формы и методы проведения занятий: беседа, практикум, защита проектов, обзоры командного прогресса, мастер-класс, выполнение задания по образцу, по технологическим картам</w:t>
       </w:r>
       <w:r>
         <w:rPr>
@@ -7934,6 +7944,7 @@
       <w:bookmarkStart w:id="29" w:name="_Toc133232953"/>
       <w:bookmarkStart w:id="30" w:name="_Toc216263425"/>
       <w:r>
+        <w:lastRenderedPageBreak/>
         <w:t>II</w:t>
       </w:r>
       <w:r>
@@ -8199,7 +8210,21 @@
                 <w:sz w:val="28"/>
                 <w:szCs w:val="28"/>
               </w:rPr>
-              <w:t>Начало освоения программы: январь 202</w:t>
+              <w:t xml:space="preserve">Начало освоения программы: </w:t>
+            </w:r>
+            <w:r>
+              <w:rPr>
+                <w:sz w:val="28"/>
+                <w:szCs w:val="28"/>
+              </w:rPr>
+              <w:t>Сентябрь</w:t>
+            </w:r>
+            <w:r>
+              <w:rPr>
+                <w:sz w:val="28"/>
+                <w:szCs w:val="28"/>
+              </w:rPr>
+              <w:t xml:space="preserve"> 202</w:t>
             </w:r>
             <w:r>
               <w:rPr>
@@ -8228,7 +8253,7 @@
                 <w:sz w:val="28"/>
                 <w:szCs w:val="28"/>
               </w:rPr>
-              <w:t>май</w:t>
+              <w:t>Декабрь</w:t>
             </w:r>
             <w:r>
               <w:rPr>
@@ -8454,7 +8479,14 @@
                 <w:sz w:val="28"/>
                 <w:szCs w:val="28"/>
               </w:rPr>
-              <w:t xml:space="preserve">Май </w:t>
+              <w:t>Декабрь</w:t>
+            </w:r>
+            <w:r>
+              <w:rPr>
+                <w:sz w:val="28"/>
+                <w:szCs w:val="28"/>
+              </w:rPr>
+              <w:t xml:space="preserve"> </w:t>
             </w:r>
             <w:r>
               <w:rPr>
@@ -9622,6 +9654,7 @@
       </w:pPr>
       <w:bookmarkStart w:id="36" w:name="_Toc216263428"/>
       <w:r>
+        <w:lastRenderedPageBreak/>
         <w:t>2.3.</w:t>
       </w:r>
       <w:r>
@@ -11552,6 +11585,7 @@
                 <w:szCs w:val="24"/>
                 <w:lang w:val="en-US"/>
               </w:rPr>
+              <w:lastRenderedPageBreak/>
               <w:t>5</w:t>
             </w:r>
           </w:p>
@@ -12887,6 +12921,7 @@
                 <w:szCs w:val="24"/>
                 <w:lang w:val="en-US"/>
               </w:rPr>
+              <w:lastRenderedPageBreak/>
               <w:t>10</w:t>
             </w:r>
           </w:p>
@@ -14350,7 +14385,15 @@
                 <w:sz w:val="24"/>
                 <w:szCs w:val="24"/>
               </w:rPr>
-              <w:t>Согласно расписанию, см.приложение 2</w:t>
+              <w:t xml:space="preserve">Согласно </w:t>
+            </w:r>
+            <w:r>
+              <w:rPr>
+                <w:sz w:val="24"/>
+                <w:szCs w:val="24"/>
+              </w:rPr>
+              <w:lastRenderedPageBreak/>
+              <w:t>расписанию, см.приложение 2</w:t>
             </w:r>
           </w:p>
         </w:tc>
@@ -14374,6 +14417,7 @@
                 <w:sz w:val="24"/>
                 <w:szCs w:val="24"/>
               </w:rPr>
+              <w:lastRenderedPageBreak/>
               <w:t xml:space="preserve">Создание </w:t>
             </w:r>
             <w:r>
@@ -14408,7 +14452,16 @@
                 <w:sz w:val="24"/>
                 <w:szCs w:val="24"/>
               </w:rPr>
-              <w:t xml:space="preserve">. Изготовление </w:t>
+              <w:t xml:space="preserve">. </w:t>
+            </w:r>
+            <w:r>
+              <w:rPr>
+                <w:color w:val="000000"/>
+                <w:sz w:val="24"/>
+                <w:szCs w:val="24"/>
+              </w:rPr>
+              <w:lastRenderedPageBreak/>
+              <w:t xml:space="preserve">Изготовление </w:t>
             </w:r>
             <w:r>
               <w:rPr>
@@ -14500,6 +14553,7 @@
                 <w:sz w:val="28"/>
                 <w:szCs w:val="28"/>
               </w:rPr>
+              <w:lastRenderedPageBreak/>
               <w:t>2,5</w:t>
             </w:r>
           </w:p>
@@ -14571,7 +14625,15 @@
                 <w:sz w:val="24"/>
                 <w:szCs w:val="24"/>
               </w:rPr>
-              <w:t>Комбинированное занятие.</w:t>
+              <w:t xml:space="preserve">Комбинированное </w:t>
+            </w:r>
+            <w:r>
+              <w:rPr>
+                <w:sz w:val="24"/>
+                <w:szCs w:val="24"/>
+              </w:rPr>
+              <w:lastRenderedPageBreak/>
+              <w:t>занятие.</w:t>
             </w:r>
           </w:p>
           <w:p>
@@ -14602,7 +14664,16 @@
                 <w:sz w:val="24"/>
                 <w:szCs w:val="24"/>
               </w:rPr>
-              <w:t>Промышленная 19, каб. 204.</w:t>
+              <w:lastRenderedPageBreak/>
+              <w:t xml:space="preserve">Промышленная </w:t>
+            </w:r>
+            <w:r>
+              <w:rPr>
+                <w:sz w:val="24"/>
+                <w:szCs w:val="24"/>
+              </w:rPr>
+              <w:lastRenderedPageBreak/>
+              <w:t>19, каб. 204.</w:t>
             </w:r>
           </w:p>
         </w:tc>
@@ -14625,7 +14696,16 @@
                 <w:sz w:val="24"/>
                 <w:szCs w:val="24"/>
               </w:rPr>
-              <w:t>Практическая работа</w:t>
+              <w:lastRenderedPageBreak/>
+              <w:t xml:space="preserve">Практическая </w:t>
+            </w:r>
+            <w:r>
+              <w:rPr>
+                <w:sz w:val="24"/>
+                <w:szCs w:val="24"/>
+              </w:rPr>
+              <w:lastRenderedPageBreak/>
+              <w:t>работа</w:t>
             </w:r>
           </w:p>
           <w:p>
@@ -14664,6 +14744,7 @@
                 <w:sz w:val="24"/>
                 <w:szCs w:val="24"/>
               </w:rPr>
+              <w:lastRenderedPageBreak/>
               <w:t xml:space="preserve">БЛОК </w:t>
             </w:r>
             <w:r>
@@ -16039,7 +16120,15 @@
                 <w:sz w:val="24"/>
                 <w:szCs w:val="24"/>
               </w:rPr>
-              <w:t>Согласно расписанию, см.приложение 2</w:t>
+              <w:t xml:space="preserve">Согласно расписанию, </w:t>
+            </w:r>
+            <w:r>
+              <w:rPr>
+                <w:sz w:val="24"/>
+                <w:szCs w:val="24"/>
+              </w:rPr>
+              <w:lastRenderedPageBreak/>
+              <w:t>см.приложение 2</w:t>
             </w:r>
           </w:p>
         </w:tc>
@@ -16062,7 +16151,17 @@
                 <w:sz w:val="24"/>
                 <w:szCs w:val="24"/>
               </w:rPr>
-              <w:t>Самостоятельная работа, реализация командного проекта.</w:t>
+              <w:lastRenderedPageBreak/>
+              <w:t xml:space="preserve">Самостоятельная работа, реализация </w:t>
+            </w:r>
+            <w:r>
+              <w:rPr>
+                <w:color w:val="000000"/>
+                <w:sz w:val="24"/>
+                <w:szCs w:val="24"/>
+              </w:rPr>
+              <w:lastRenderedPageBreak/>
+              <w:t>командного проекта.</w:t>
             </w:r>
           </w:p>
         </w:tc>
@@ -16085,6 +16184,7 @@
                 <w:sz w:val="24"/>
                 <w:szCs w:val="24"/>
               </w:rPr>
+              <w:lastRenderedPageBreak/>
               <w:t>2</w:t>
             </w:r>
           </w:p>
@@ -17930,6 +18030,7 @@
                 <w:sz w:val="24"/>
                 <w:szCs w:val="24"/>
               </w:rPr>
+              <w:lastRenderedPageBreak/>
               <w:t>30</w:t>
             </w:r>
           </w:p>
@@ -18665,6 +18766,7 @@
       <w:bookmarkStart w:id="40" w:name="_Toc216263429"/>
       <w:bookmarkEnd w:id="35"/>
       <w:r>
+        <w:lastRenderedPageBreak/>
         <w:t>2.4. Общее</w:t>
       </w:r>
       <w:r>
@@ -19714,6 +19816,7 @@
           <w:i/>
           <w:szCs w:val="28"/>
         </w:rPr>
+        <w:lastRenderedPageBreak/>
         <w:t>Тема</w:t>
       </w:r>
       <w:r>
@@ -21049,6 +21152,7 @@
           <w:szCs w:val="28"/>
           <w:lang w:val="en-US" w:eastAsia="ru-RU"/>
         </w:rPr>
+        <w:lastRenderedPageBreak/>
         <w:t>III</w:t>
       </w:r>
       <w:r>
@@ -21679,7 +21783,17 @@
           <w:szCs w:val="28"/>
           <w:lang w:eastAsia="ru-RU"/>
         </w:rPr>
-        <w:t xml:space="preserve">. По завершению изучения программы предусмотрено итоговое занятие (оценка индивидуальной работы каждого обучающегося, при подготовке единой командной </w:t>
+        <w:t xml:space="preserve">. По </w:t>
+      </w:r>
+      <w:r>
+        <w:rPr>
+          <w:rFonts w:eastAsiaTheme="minorEastAsia"/>
+          <w:sz w:val="28"/>
+          <w:szCs w:val="28"/>
+          <w:lang w:eastAsia="ru-RU"/>
+        </w:rPr>
+        <w:lastRenderedPageBreak/>
+        <w:t xml:space="preserve">завершению изучения программы предусмотрено итоговое занятие (оценка индивидуальной работы каждого обучающегося, при подготовке единой командной </w:t>
       </w:r>
       <w:r>
         <w:rPr>
@@ -22592,7 +22706,15 @@
           <w:sz w:val="28"/>
           <w:szCs w:val="28"/>
         </w:rPr>
-        <w:t xml:space="preserve"> уважение взрослых к человеческому достоинству детей, формирование и поддержка их положительной самооценки, уверенности в собственных возможностях и способностях; </w:t>
+        <w:t xml:space="preserve"> уважение взрослых к человеческому достоинству детей, формирование </w:t>
+      </w:r>
+      <w:r>
+        <w:rPr>
+          <w:sz w:val="28"/>
+          <w:szCs w:val="28"/>
+        </w:rPr>
+        <w:lastRenderedPageBreak/>
+        <w:t xml:space="preserve">и поддержка их положительной самооценки, уверенности в собственных возможностях и способностях; </w:t>
       </w:r>
     </w:p>
     <w:p>
@@ -23335,6 +23457,7 @@
         <w:rPr>
           <w:lang w:val="en-US"/>
         </w:rPr>
+        <w:lastRenderedPageBreak/>
         <w:t>V</w:t>
       </w:r>
       <w:r>
@@ -24112,6 +24235,7 @@
         <w:rPr>
           <w:lang w:val="ru-RU"/>
         </w:rPr>
+        <w:lastRenderedPageBreak/>
         <w:t>Приложение 1</w:t>
       </w:r>
       <w:bookmarkEnd w:id="80"/>
@@ -25357,6 +25481,7 @@
       <w:bookmarkStart w:id="91" w:name="_Toc216263445"/>
       <w:bookmarkEnd w:id="90"/>
       <w:r>
+        <w:lastRenderedPageBreak/>
         <w:t>Приложение 2</w:t>
       </w:r>
       <w:bookmarkEnd w:id="91"/>
@@ -27322,7 +27447,16 @@
                 <w:sz w:val="24"/>
                 <w:szCs w:val="24"/>
               </w:rPr>
-              <w:t xml:space="preserve">  в блендер, применение их на практике. </w:t>
+              <w:t xml:space="preserve">  в блендер, применение их на </w:t>
+            </w:r>
+            <w:r>
+              <w:rPr>
+                <w:color w:val="000000"/>
+                <w:sz w:val="24"/>
+                <w:szCs w:val="24"/>
+              </w:rPr>
+              <w:lastRenderedPageBreak/>
+              <w:t xml:space="preserve">практике. </w:t>
             </w:r>
           </w:p>
         </w:tc>
@@ -27345,6 +27479,7 @@
                 <w:sz w:val="28"/>
                 <w:szCs w:val="28"/>
               </w:rPr>
+              <w:lastRenderedPageBreak/>
               <w:t>2,5</w:t>
             </w:r>
           </w:p>
@@ -28853,6 +28988,7 @@
                 <w:szCs w:val="24"/>
                 <w:lang w:val="en-US"/>
               </w:rPr>
+              <w:lastRenderedPageBreak/>
               <w:t>11</w:t>
             </w:r>
           </w:p>
@@ -30606,6 +30742,7 @@
                 <w:szCs w:val="24"/>
                 <w:lang w:val="en-US"/>
               </w:rPr>
+              <w:lastRenderedPageBreak/>
               <w:t>17</w:t>
             </w:r>
           </w:p>
@@ -33031,6 +33168,7 @@
                 <w:sz w:val="24"/>
                 <w:szCs w:val="24"/>
               </w:rPr>
+              <w:lastRenderedPageBreak/>
               <w:t>28</w:t>
             </w:r>
           </w:p>
@@ -34296,6 +34434,7 @@
                 <w:szCs w:val="24"/>
                 <w:lang w:val="en-US"/>
               </w:rPr>
+              <w:lastRenderedPageBreak/>
               <w:t>№ п/п</w:t>
             </w:r>
           </w:p>
@@ -36137,6 +36276,7 @@
                 <w:szCs w:val="24"/>
                 <w:lang w:val="en-US"/>
               </w:rPr>
+              <w:lastRenderedPageBreak/>
               <w:t>5</w:t>
             </w:r>
           </w:p>
@@ -37455,7 +37595,16 @@
                 <w:sz w:val="24"/>
                 <w:szCs w:val="24"/>
               </w:rPr>
-              <w:t xml:space="preserve">Самостоятельная работа с инструментами </w:t>
+              <w:t xml:space="preserve">Самостоятельная работа с </w:t>
+            </w:r>
+            <w:r>
+              <w:rPr>
+                <w:color w:val="000000"/>
+                <w:sz w:val="24"/>
+                <w:szCs w:val="24"/>
+              </w:rPr>
+              <w:lastRenderedPageBreak/>
+              <w:t xml:space="preserve">инструментами </w:t>
             </w:r>
             <w:r>
               <w:rPr>
@@ -37549,6 +37698,7 @@
                 <w:sz w:val="28"/>
                 <w:szCs w:val="28"/>
               </w:rPr>
+              <w:lastRenderedPageBreak/>
               <w:t>2</w:t>
             </w:r>
           </w:p>
@@ -39129,6 +39279,7 @@
                 <w:szCs w:val="24"/>
                 <w:lang w:val="en-US"/>
               </w:rPr>
+              <w:lastRenderedPageBreak/>
               <w:t>16</w:t>
             </w:r>
           </w:p>
@@ -41270,6 +41421,7 @@
                 <w:sz w:val="24"/>
                 <w:szCs w:val="24"/>
               </w:rPr>
+              <w:lastRenderedPageBreak/>
               <w:t>26</w:t>
             </w:r>
           </w:p>
@@ -43043,7 +43195,6 @@
         <w:docPartUnique/>
       </w:docPartObj>
     </w:sdtPr>
-    <w:sdtEndPr/>
     <w:sdtContent>
       <w:p>
         <w:pPr>
